--- a/dist/BO_NOP_HOAN_CHINH_2026-06/1_papers/P9_MIR/04_ban_dich_vi.docx
+++ b/dist/BO_NOP_HOAN_CHINH_2026-06/1_papers/P9_MIR/04_ban_dich_vi.docx
@@ -551,7 +551,7 @@
         <w:pStyle w:val="BodyText"/>
       </w:pPr>
       <w:r>
-        <w:t xml:space="preserve">Nghiên cứu này sử dụng ba đợt dữ liệu vi mô WBES cho Ấn Độ: 2014 PICS3 (N_thô = 9.281), 2022 BEE (N_thô = 9.376) và 2025 BREADY (N_thô = 10.479); mẫu phân tích sau loại trừ listwise lần lượt là 8.941, 9.300 và 10.476 (gộp N = 28.717). Mẫu thô gộp chứa 29.136 quan sát doanh nghiệp-năm. Bộ dữ liệu vượt, theo một bậc độ lớn, các mẫu panel được đối sánh thường dùng trong công trình I–P Ấn Độ trước đây (Elango and Pattnaik, 2007; Chittoor et al., 2009). Ba đặc điểm của bối cảnh thực nghiệm đặc biệt có giá trị thông tin. Thứ nhất, đợt 2014 cung cấp một quan sát cơ sở được thực hiện trước khi thập kỷ cải cách thực sự bắt đầu. Điều này tách biệt cấu hình tiền-cú-sốc của mối quan hệ I–P. Thứ hai, đợt 2022 BEE nằm giữa đợt cải cách đầu tiên (2016 đến 2017) và sự chuyển hướng chính sách năm 2020. Đợt trung gian cho phép kiểm định liệu động lực xuyên đợt là tiệm tiến hay liệu năm 2025 phản ánh một sự gián đoạn do thay đổi công cụ. Thứ ba, đợt 2025 BREADY bao gồm một thước đo mới về việc sử dụng hạ tầng số công: tỷ lệ doanh thu doanh nghiệp nhận qua thanh toán điện tử. Thước đo này nắm bắt các giao dịch qua trung gian UPI và hỗ trợ một kiểm định tựa thực nghiệm khám phá đối với luận điểm nhà-nước-kiến-tạo rằng hạ tầng số công có thể thay thế cho tích lũy năng lực số tư nhân (Aschauer, 1989; Donaldson, 2018).</w:t>
+        <w:t xml:space="preserve">Nghiên cứu này sử dụng ba đợt dữ liệu vi mô WBES cho Ấn Độ: 2014 PICS3 (N_thô = 9.281), 2022 BEE (N_thô = 9.376) và 2025 BREADY (N_thô = 10.479); mẫu phân tích sau loại trừ listwise lần lượt là 8.941, 9.300 và 10.476 (gộp N = 28.717). Mẫu thô gộp chứa 29.136 quan sát doanh nghiệp-năm. Bộ dữ liệu vượt, theo một bậc độ lớn, các mẫu mảng được đối sánh thường dùng trong công trình I–P Ấn Độ trước đây (Elango and Pattnaik, 2007; Chittoor et al., 2009). Ba đặc điểm của bối cảnh thực nghiệm đặc biệt có giá trị thông tin. Thứ nhất, đợt 2014 cung cấp một quan sát cơ sở được thực hiện trước khi thập kỷ cải cách thực sự bắt đầu. Điều này tách biệt cấu hình tiền-cú-sốc của mối quan hệ I–P. Thứ hai, đợt 2022 BEE nằm giữa đợt cải cách đầu tiên (2016 đến 2017) và sự chuyển hướng chính sách năm 2020. Đợt trung gian cho phép kiểm định liệu động lực xuyên đợt là tiệm tiến hay liệu năm 2025 phản ánh một sự gián đoạn do thay đổi công cụ. Thứ ba, đợt 2025 BREADY bao gồm một thước đo mới về việc sử dụng hạ tầng số công: tỷ lệ doanh thu doanh nghiệp nhận qua thanh toán điện tử. Thước đo này nắm bắt các giao dịch qua trung gian UPI và hỗ trợ một kiểm định tựa thực nghiệm khám phá đối với luận điểm nhà-nước-kiến-tạo rằng hạ tầng số công có thể thay thế cho tích lũy năng lực số tư nhân (Aschauer, 1989; Donaldson, 2018).</w:t>
       </w:r>
     </w:p>
     <w:p>

--- a/dist/BO_NOP_HOAN_CHINH_2026-06/1_papers/P9_MIR/04_ban_dich_vi.docx
+++ b/dist/BO_NOP_HOAN_CHINH_2026-06/1_papers/P9_MIR/04_ban_dich_vi.docx
@@ -2628,7 +2628,7 @@
         <w:pStyle w:val="BodyText"/>
       </w:pPr>
       <w:r>
-        <w:t xml:space="preserve">Một mối quan ngại tự nhiên là liệu sự dịch chuyển biểu kiến có phải là sản phẩm phụ của lược đồ hay không. Đợt 2014 sử dụng công cụ WBES PICS3, đợt 2025 sử dụng công cụ BREADY mới, và hai công cụ không giống hệt nhau về cách diễn đạt câu hỏi hoặc thiết kế lấy mẫu. Đợt 2022 BEE trung gian cung cấp cầu nối then chốt. Nếu sự sụp đổ năm 2025 thuần túy là sản phẩm phụ của lược đồ, thì người ta sẽ kỳ vọng một sự gián đoạn giữa 2022 và 2025 (sự chuyển tiếp BEE-sang-BREADY), với 2014 và 2022 không phân biệt được. Dữ liệu cho thấy mô hình ngược lại. Điểm ngưỡng di chuyển đơn điệu vào trong từ 61,8 phần trăm vào năm 2014 xuống 40,7 phần trăm vào năm 2022, một sự dịch chuyển vào trong 21 điểm phần trăm qua cửa sổ thu hồi tiền mặt, GST và IBC với công cụ phái sinh từ PICS cơ sở. Mối quan hệ sau đó tan rã vào năm 2025. Hình chữ U ngược 2022 về mặt thống kê là mạnh nhất trong ba đợt (Lind–Mehlum p đồng thời &lt; 1e-12). Điều này không tương thích với giả thuyết rằng một thay đổi công cụ vào năm 2022 đã cơ học triệt tiêu độ cong. Dịch chuyển cấu trúc tiệm tiến phù hợp với dữ liệu. Sản phẩm phụ của công cụ thì không.</w:t>
+        <w:t xml:space="preserve">Một mối quan ngại tự nhiên là liệu sự dịch chuyển biểu kiến có phải là sản phẩm phụ của lược đồ hay không. Đợt 2014 sử dụng công cụ WBES PICS3, đợt 2025 sử dụng công cụ BREADY mới, và hai công cụ không giống hệt nhau về cách diễn đạt câu hỏi hoặc thiết kế lấy mẫu. Đợt 2022 BEE trung gian cung cấp cầu nối then chốt. Nếu sự sụp đổ năm 2025 thuần túy là sản phẩm phụ của lược đồ, thì người ta sẽ kỳ vọng một sự gián đoạn giữa 2022 và 2025 (sự chuyển tiếp BEE-sang-BREADY), với 2014 và 2022 không phân biệt được. Dữ liệu cho thấy mô hình ngược lại. Điểm ngưỡng di chuyển đơn điệu vào trong từ 61,8 phần trăm vào năm 2014 xuống 40,7 phần trăm vào năm 2022, một sự dịch chuyển vào trong 21 điểm phần trăm qua cửa sổ thu hồi tiền mặt, GST và IBC với công cụ phái sinh từ PICS cơ sở. Mối quan hệ sau đó tan rã vào năm 2025. Hình chữ U ngược 2022 về mặt thống kê là mạnh nhất trong ba đợt (Lind–Mehlum p đồng thời &lt; 1e-11). Điều này không tương thích với giả thuyết rằng một thay đổi công cụ vào năm 2022 đã cơ học triệt tiêu độ cong. Dịch chuyển cấu trúc tiệm tiến phù hợp với dữ liệu. Sản phẩm phụ của công cụ thì không.</w:t>
       </w:r>
     </w:p>
     <w:p>
